--- a/ashleymiller_CV_2026.docx
+++ b/ashleymiller_CV_2026.docx
@@ -28,14 +28,7 @@
           <w:sz w:val="18"/>
           <w:szCs w:val="18"/>
         </w:rPr>
-        <w:t xml:space="preserve">Portfolio: engineerashley.com | </w:t>
-      </w:r>
-      <w:r>
-        <w:rPr>
-          <w:sz w:val="18"/>
-          <w:szCs w:val="18"/>
-        </w:rPr>
-        <w:t>(973) 369-</w:t>
+        <w:t>Portfolio: engineerashley.com | (973) 369-</w:t>
       </w:r>
       <w:proofErr w:type="gramStart"/>
       <w:r>
@@ -932,7 +925,7 @@
         <w:tabs>
           <w:tab w:val="right" w:pos="10080"/>
         </w:tabs>
-        <w:spacing w:before="60"/>
+        <w:spacing w:before="90"/>
       </w:pPr>
       <w:r>
         <w:rPr>
@@ -941,40 +934,33 @@
           <w:sz w:val="21"/>
           <w:szCs w:val="21"/>
         </w:rPr>
-        <w:t>Introduction to Controlled Fusion, Cornell University</w:t>
-      </w:r>
-      <w:r>
-        <w:tab/>
-        <w:t>Ithaca, NY</w:t>
-      </w:r>
-    </w:p>
-    <w:p>
-      <w:pPr>
-        <w:tabs>
-          <w:tab w:val="right" w:pos="10080"/>
-        </w:tabs>
-      </w:pPr>
-      <w:r>
-        <w:rPr>
-          <w:i/>
-          <w:iCs/>
-        </w:rPr>
-        <w:t>Teaching Assistant / Grader</w:t>
-      </w:r>
-      <w:r>
-        <w:rPr>
-          <w:i/>
-          <w:iCs/>
-        </w:rPr>
-        <w:t xml:space="preserve"> (part-time)</w:t>
-      </w:r>
-      <w:r>
-        <w:rPr>
-          <w:i/>
-          <w:iCs/>
-        </w:rPr>
-        <w:tab/>
-        <w:t>Jan 2024 — May 2024</w:t>
+        <w:t>Private Tutor</w:t>
+      </w:r>
+      <w:r>
+        <w:tab/>
+        <w:t>Mountain Lakes, NJ</w:t>
+      </w:r>
+    </w:p>
+    <w:p>
+      <w:pPr>
+        <w:tabs>
+          <w:tab w:val="right" w:pos="10080"/>
+        </w:tabs>
+      </w:pPr>
+      <w:r>
+        <w:rPr>
+          <w:i/>
+          <w:iCs/>
+        </w:rPr>
+        <w:t>Self-Employed (part-time)</w:t>
+      </w:r>
+      <w:r>
+        <w:rPr>
+          <w:i/>
+          <w:iCs/>
+        </w:rPr>
+        <w:tab/>
+        <w:t>Sep 2018 – March 2020 &amp; Feb 2026 -- Present</w:t>
       </w:r>
     </w:p>
     <w:p>
@@ -987,73 +973,7 @@
         <w:spacing w:after="16"/>
       </w:pPr>
       <w:r>
-        <w:t xml:space="preserve">Held weekly office hours, graded problem sets and </w:t>
-      </w:r>
-      <w:proofErr w:type="gramStart"/>
-      <w:r>
-        <w:t>exams, and</w:t>
-      </w:r>
-      <w:proofErr w:type="gramEnd"/>
-      <w:r>
-        <w:t xml:space="preserve"> led lectures in the professor's absence for a class of 30 undergraduate and graduate students, communicating advanced physics in clear, simple terms.</w:t>
-      </w:r>
-    </w:p>
-    <w:p>
-      <w:pPr>
-        <w:tabs>
-          <w:tab w:val="right" w:pos="10080"/>
-        </w:tabs>
-        <w:spacing w:before="90"/>
-      </w:pPr>
-      <w:r>
-        <w:rPr>
-          <w:b/>
-          <w:bCs/>
-          <w:sz w:val="21"/>
-          <w:szCs w:val="21"/>
-        </w:rPr>
-        <w:t>Private Tutor</w:t>
-      </w:r>
-      <w:r>
-        <w:tab/>
-      </w:r>
-      <w:r>
-        <w:t>Mountain Lakes, NJ</w:t>
-      </w:r>
-    </w:p>
-    <w:p>
-      <w:pPr>
-        <w:tabs>
-          <w:tab w:val="right" w:pos="10080"/>
-        </w:tabs>
-      </w:pPr>
-      <w:r>
-        <w:rPr>
-          <w:i/>
-          <w:iCs/>
-        </w:rPr>
-        <w:t>Self-Employed</w:t>
-      </w:r>
-      <w:r>
-        <w:rPr>
-          <w:i/>
-          <w:iCs/>
-        </w:rPr>
-        <w:t xml:space="preserve"> (part-time)</w:t>
-      </w:r>
-      <w:r>
-        <w:rPr>
-          <w:i/>
-          <w:iCs/>
-        </w:rPr>
-        <w:tab/>
-      </w:r>
-      <w:r>
-        <w:rPr>
-          <w:i/>
-          <w:iCs/>
-        </w:rPr>
-        <w:t>Sep 2018 – March 2020 &amp; Feb 2026 -- Present</w:t>
+        <w:t>Tutored students from grades 2 through 11, specializing in STEM subjects including honors and AP Chemistry, honors and AP Physics, Honors Algebra II, Honors Geometry, and Honors Precalculus by preparing lesson plans and notes aligning with the state curriculum, employing engaging examples, and working through practice problems and assignments.</w:t>
       </w:r>
     </w:p>
     <w:p>
@@ -1066,35 +986,16 @@
         <w:spacing w:after="16"/>
       </w:pPr>
       <w:r>
-        <w:t>[Tutored students in (subjects / level); add scope or outcome — e.g., number of students, results, or focus area.]</w:t>
-      </w:r>
-    </w:p>
-    <w:p>
-      <w:pPr>
-        <w:pBdr>
-          <w:bottom w:val="single" w:sz="6" w:space="1" w:color="B0863A"/>
-        </w:pBdr>
-        <w:spacing w:before="92" w:after="32"/>
-      </w:pPr>
-      <w:r>
-        <w:rPr>
-          <w:b/>
-          <w:bCs/>
-          <w:spacing w:val="20"/>
-          <w:sz w:val="22"/>
-          <w:szCs w:val="22"/>
-        </w:rPr>
-        <w:t>SELECTED PROJECTS</w:t>
-      </w:r>
-    </w:p>
-    <w:p>
-      <w:pPr>
-        <w:tabs>
-          <w:tab w:val="right" w:pos="10080"/>
-        </w:tabs>
-        <w:spacing w:before="90"/>
-      </w:pPr>
-      <w:proofErr w:type="gramStart"/>
+        <w:t xml:space="preserve">Mentored students in effective note-taking habits, study skills and plans, time management, and proactive communication in the classroom. </w:t>
+      </w:r>
+    </w:p>
+    <w:p>
+      <w:pPr>
+        <w:tabs>
+          <w:tab w:val="right" w:pos="10080"/>
+        </w:tabs>
+        <w:spacing w:before="60"/>
+      </w:pPr>
       <w:r>
         <w:rPr>
           <w:b/>
@@ -1102,30 +1003,40 @@
           <w:sz w:val="21"/>
           <w:szCs w:val="21"/>
         </w:rPr>
-        <w:t>ElectroBottle</w:t>
-      </w:r>
-      <w:r>
-        <w:rPr>
-          <w:sz w:val="19"/>
-          <w:szCs w:val="19"/>
-        </w:rPr>
-        <w:t xml:space="preserve">  |</w:t>
-      </w:r>
-      <w:proofErr w:type="gramEnd"/>
-      <w:r>
-        <w:rPr>
-          <w:sz w:val="19"/>
-          <w:szCs w:val="19"/>
-        </w:rPr>
-        <w:t xml:space="preserve">  Innovation, Design &amp; Entrepreneurship, Columbia University</w:t>
-      </w:r>
-      <w:r>
-        <w:rPr>
-          <w:i/>
-          <w:iCs/>
-        </w:rPr>
-        <w:tab/>
-        <w:t>Sep 2025 — Present</w:t>
+        <w:t>Introduction to Controlled Fusion, Cornell University</w:t>
+      </w:r>
+      <w:r>
+        <w:tab/>
+        <w:t>Ithaca, NY</w:t>
+      </w:r>
+    </w:p>
+    <w:p>
+      <w:pPr>
+        <w:tabs>
+          <w:tab w:val="right" w:pos="10080"/>
+        </w:tabs>
+      </w:pPr>
+      <w:r>
+        <w:rPr>
+          <w:i/>
+          <w:iCs/>
+        </w:rPr>
+        <w:t>Teaching Assistant / Grader</w:t>
+      </w:r>
+      <w:r>
+        <w:rPr>
+          <w:i/>
+          <w:iCs/>
+        </w:rPr>
+        <w:t xml:space="preserve"> (part-time)</w:t>
+      </w:r>
+      <w:r>
+        <w:rPr>
+          <w:i/>
+          <w:iCs/>
+        </w:rPr>
+        <w:tab/>
+        <w:t>Jan 2024 — May 2024</w:t>
       </w:r>
     </w:p>
     <w:p>
@@ -1138,7 +1049,33 @@
         <w:spacing w:after="16"/>
       </w:pPr>
       <w:r>
-        <w:t>Leading a team of 4 to design a smart water bottle for passive electrolyte and hydration tracking; grounding design in 20+ patient/expert interviews and prototyping 3+ novel electromechanical dispensing systems in SolidWorks.</w:t>
+        <w:t xml:space="preserve">Held weekly office hours, graded problem sets and </w:t>
+      </w:r>
+      <w:proofErr w:type="gramStart"/>
+      <w:r>
+        <w:t>exams, and</w:t>
+      </w:r>
+      <w:proofErr w:type="gramEnd"/>
+      <w:r>
+        <w:t xml:space="preserve"> led lectures in the professor's absence for a class of 30 undergraduate and graduate students, communicating advanced physics in clear, simple terms.</w:t>
+      </w:r>
+    </w:p>
+    <w:p>
+      <w:pPr>
+        <w:pBdr>
+          <w:bottom w:val="single" w:sz="6" w:space="1" w:color="B0863A"/>
+        </w:pBdr>
+        <w:spacing w:before="92" w:after="32"/>
+      </w:pPr>
+      <w:r>
+        <w:rPr>
+          <w:b/>
+          <w:bCs/>
+          <w:spacing w:val="20"/>
+          <w:sz w:val="22"/>
+          <w:szCs w:val="22"/>
+        </w:rPr>
+        <w:t>SELECTED PROJECTS</w:t>
       </w:r>
     </w:p>
     <w:p>
@@ -1148,6 +1085,7 @@
         </w:tabs>
         <w:spacing w:before="90"/>
       </w:pPr>
+      <w:proofErr w:type="gramStart"/>
       <w:r>
         <w:rPr>
           <w:b/>
@@ -1155,20 +1093,8 @@
           <w:sz w:val="21"/>
           <w:szCs w:val="21"/>
         </w:rPr>
-        <w:t xml:space="preserve">Rainbow </w:t>
-      </w:r>
-      <w:proofErr w:type="spellStart"/>
-      <w:proofErr w:type="gramStart"/>
-      <w:r>
-        <w:rPr>
-          <w:b/>
-          <w:bCs/>
-          <w:sz w:val="21"/>
-          <w:szCs w:val="21"/>
-        </w:rPr>
-        <w:t>RoboCat</w:t>
-      </w:r>
-      <w:proofErr w:type="spellEnd"/>
+        <w:t>ElectroBottle</w:t>
+      </w:r>
       <w:r>
         <w:rPr>
           <w:sz w:val="19"/>
@@ -1182,15 +1108,15 @@
           <w:sz w:val="19"/>
           <w:szCs w:val="19"/>
         </w:rPr>
-        <w:t xml:space="preserve">  Robotics Studio, Columbia University</w:t>
-      </w:r>
-      <w:r>
-        <w:rPr>
-          <w:i/>
-          <w:iCs/>
-        </w:rPr>
-        <w:tab/>
-        <w:t>Jan 2025 — May 2025</w:t>
+        <w:t xml:space="preserve">  Innovation, Design &amp; Entrepreneurship, Columbia University</w:t>
+      </w:r>
+      <w:r>
+        <w:rPr>
+          <w:i/>
+          <w:iCs/>
+        </w:rPr>
+        <w:tab/>
+        <w:t>Sep 2025 — Present</w:t>
       </w:r>
     </w:p>
     <w:p>
@@ -1203,15 +1129,7 @@
         <w:spacing w:after="16"/>
       </w:pPr>
       <w:r>
-        <w:t xml:space="preserve">Owned full-cycle development of a walking quadruped robot on a $100 budget (Autodesk Inventor, Raspberry Pi, 3D printing, Python); achieved a 38 cm/s gait optimized with ROS and ML-based gait tuning in </w:t>
-      </w:r>
-      <w:proofErr w:type="spellStart"/>
-      <w:r>
-        <w:t>PyBullet</w:t>
-      </w:r>
-      <w:proofErr w:type="spellEnd"/>
-      <w:r>
-        <w:t>.</w:t>
+        <w:t>Leading a team of 4 to design a smart water bottle for passive electrolyte and hydration tracking; grounding design in 20+ patient/expert interviews and prototyping 3+ novel electromechanical dispensing systems in SolidWorks.</w:t>
       </w:r>
     </w:p>
     <w:p>
@@ -1228,8 +1146,9 @@
           <w:sz w:val="21"/>
           <w:szCs w:val="21"/>
         </w:rPr>
-        <w:t xml:space="preserve">CFD Modeling of Arterial </w:t>
-      </w:r>
+        <w:t xml:space="preserve">Rainbow </w:t>
+      </w:r>
+      <w:proofErr w:type="spellStart"/>
       <w:proofErr w:type="gramStart"/>
       <w:r>
         <w:rPr>
@@ -1238,8 +1157,9 @@
           <w:sz w:val="21"/>
           <w:szCs w:val="21"/>
         </w:rPr>
-        <w:t>Obstruction</w:t>
-      </w:r>
+        <w:t>RoboCat</w:t>
+      </w:r>
+      <w:proofErr w:type="spellEnd"/>
       <w:r>
         <w:rPr>
           <w:sz w:val="19"/>
@@ -1253,15 +1173,15 @@
           <w:sz w:val="19"/>
           <w:szCs w:val="19"/>
         </w:rPr>
-        <w:t xml:space="preserve">  Advanced Experimental Physics Lab, Cornell University</w:t>
-      </w:r>
-      <w:r>
-        <w:rPr>
-          <w:i/>
-          <w:iCs/>
-        </w:rPr>
-        <w:tab/>
-        <w:t>Jan 2024 — May 2024</w:t>
+        <w:t xml:space="preserve">  Robotics Studio, Columbia University</w:t>
+      </w:r>
+      <w:r>
+        <w:rPr>
+          <w:i/>
+          <w:iCs/>
+        </w:rPr>
+        <w:tab/>
+        <w:t>Jan 2025 — May 2025</w:t>
       </w:r>
     </w:p>
     <w:p>
@@ -1274,7 +1194,15 @@
         <w:spacing w:after="16"/>
       </w:pPr>
       <w:r>
-        <w:t>Simulated blood flow through healthy vs. obstructed arteries in Ansys Fluent (CAD, meshing, boundary conditions); uncovered a 7% peak-wall-stress increase and identified regurgitation regions indicating elevated aneurysm risk.</w:t>
+        <w:t xml:space="preserve">Owned full-cycle development of a walking quadruped robot on a $100 budget (Autodesk Inventor, Raspberry Pi, 3D printing, Python); achieved a 38 cm/s gait optimized with ROS and ML-based gait tuning in </w:t>
+      </w:r>
+      <w:proofErr w:type="spellStart"/>
+      <w:r>
+        <w:t>PyBullet</w:t>
+      </w:r>
+      <w:proofErr w:type="spellEnd"/>
+      <w:r>
+        <w:t>.</w:t>
       </w:r>
     </w:p>
     <w:p>
@@ -1291,7 +1219,7 @@
           <w:sz w:val="21"/>
           <w:szCs w:val="21"/>
         </w:rPr>
-        <w:t xml:space="preserve">Atelier </w:t>
+        <w:t xml:space="preserve">CFD Modeling of Arterial </w:t>
       </w:r>
       <w:proofErr w:type="gramStart"/>
       <w:r>
@@ -1301,7 +1229,7 @@
           <w:sz w:val="21"/>
           <w:szCs w:val="21"/>
         </w:rPr>
-        <w:t>Vintage</w:t>
+        <w:t>Obstruction</w:t>
       </w:r>
       <w:r>
         <w:rPr>
@@ -1316,21 +1244,15 @@
           <w:sz w:val="19"/>
           <w:szCs w:val="19"/>
         </w:rPr>
-        <w:t xml:space="preserve">  Independent Sustainable-Fashion Project</w:t>
-      </w:r>
-      <w:r>
-        <w:rPr>
-          <w:i/>
-          <w:iCs/>
-        </w:rPr>
-        <w:tab/>
-      </w:r>
-      <w:r>
-        <w:rPr>
-          <w:i/>
-          <w:iCs/>
-        </w:rPr>
-        <w:t>Sep 2025 – December 2025</w:t>
+        <w:t xml:space="preserve">  Advanced Experimental Physics Lab, Cornell University</w:t>
+      </w:r>
+      <w:r>
+        <w:rPr>
+          <w:i/>
+          <w:iCs/>
+        </w:rPr>
+        <w:tab/>
+        <w:t>Jan 2024 — May 2024</w:t>
       </w:r>
     </w:p>
     <w:p>
@@ -1343,6 +1265,75 @@
         <w:spacing w:after="16"/>
       </w:pPr>
       <w:r>
+        <w:t>Simulated blood flow through healthy vs. obstructed arteries in Ansys Fluent (CAD, meshing, boundary conditions); uncovered a 7% peak-wall-stress increase and identified regurgitation regions indicating elevated aneurysm risk.</w:t>
+      </w:r>
+    </w:p>
+    <w:p>
+      <w:pPr>
+        <w:tabs>
+          <w:tab w:val="right" w:pos="10080"/>
+        </w:tabs>
+        <w:spacing w:before="90"/>
+      </w:pPr>
+      <w:r>
+        <w:rPr>
+          <w:b/>
+          <w:bCs/>
+          <w:sz w:val="21"/>
+          <w:szCs w:val="21"/>
+        </w:rPr>
+        <w:t xml:space="preserve">Atelier </w:t>
+      </w:r>
+      <w:proofErr w:type="gramStart"/>
+      <w:r>
+        <w:rPr>
+          <w:b/>
+          <w:bCs/>
+          <w:sz w:val="21"/>
+          <w:szCs w:val="21"/>
+        </w:rPr>
+        <w:t>Vintage</w:t>
+      </w:r>
+      <w:r>
+        <w:rPr>
+          <w:sz w:val="19"/>
+          <w:szCs w:val="19"/>
+        </w:rPr>
+        <w:t xml:space="preserve">  |</w:t>
+      </w:r>
+      <w:proofErr w:type="gramEnd"/>
+      <w:r>
+        <w:rPr>
+          <w:sz w:val="19"/>
+          <w:szCs w:val="19"/>
+        </w:rPr>
+        <w:t xml:space="preserve">  Independent Sustainable-Fashion Project</w:t>
+      </w:r>
+      <w:r>
+        <w:rPr>
+          <w:i/>
+          <w:iCs/>
+        </w:rPr>
+        <w:tab/>
+      </w:r>
+      <w:r>
+        <w:rPr>
+          <w:i/>
+          <w:iCs/>
+        </w:rPr>
+        <w:t>Sep 2025 – December 2025</w:t>
+      </w:r>
+    </w:p>
+    <w:p>
+      <w:pPr>
+        <w:pStyle w:val="ListParagraph"/>
+        <w:numPr>
+          <w:ilvl w:val="0"/>
+          <w:numId w:val="2"/>
+        </w:numPr>
+        <w:spacing w:after="16"/>
+      </w:pPr>
+      <w:r>
         <w:t xml:space="preserve">Founded and built Atelier Vintage, an independent sustainable-fashion project, owning it end-to-end from concept through launch and applying an engineer’s systems mindset to a creative product. [Refine with what Atelier Vintage </w:t>
       </w:r>
       <w:proofErr w:type="gramStart"/>
@@ -1390,14 +1381,7 @@
       </w:r>
       <w:r>
         <w:tab/>
-      </w:r>
-      <w:proofErr w:type="spellStart"/>
-      <w:r>
-        <w:t>Boonton</w:t>
-      </w:r>
-      <w:proofErr w:type="spellEnd"/>
-      <w:r>
-        <w:t>, NJ</w:t>
+        <w:t>Boonton, NJ</w:t>
       </w:r>
     </w:p>
     <w:p>
